--- a/files/CSEC_Last_AGM_Minutes.docx
+++ b/files/CSEC_Last_AGM_Minutes.docx
@@ -10,21 +10,12 @@
         <w:rPr>
           <w:color w:val="1F4E78"/>
         </w:rPr>
-        <w:t>Corp Sec / Board — CSEC Last AGM Minutes</w:t>
+        <w:t>Minutes of the 28th Annual General Meeting - Zava Group Berhad</w:t>
       </w:r>
     </w:p>
     <w:p>
       <w:r>
-        <w:rPr>
-          <w:i/>
-        </w:rPr>
-        <w:t>Document owner: Corp Sec / Board Office</w:t>
-      </w:r>
-      <w:r>
-        <w:rPr>
-          <w:i/>
-        </w:rPr>
-        <w:t xml:space="preserve">  ·  Version: FY2025-A  ·  Classification: Internal — Working</w:t>
+        <w:t>Date: 24 April 2026 | Venue: Grand Ballroom, Connexion Conference Centre, KL Sentral | Time commenced: 10:00 hours | Time concluded: 13:42 hours</w:t>
       </w:r>
     </w:p>
     <w:p>
@@ -32,17 +23,12 @@
         <w:pStyle w:val="Heading1"/>
       </w:pPr>
       <w:r>
-        <w:t>1. Executive Summary</w:t>
+        <w:t>1. Chairman and quorum</w:t>
       </w:r>
     </w:p>
     <w:p>
       <w:r>
-        <w:t>This document is the working artefact for the csec last agm minutes use case in the corp sec / board domain. It is staged for a Microsoft 365 Copilot Cowork / Notebook demo and contains plausible (illustrative) figures, lists, and narratives — not real customer data. The numbers tie back to the companion spreadsheet of the same stem.</w:t>
-      </w:r>
-    </w:p>
-    <w:p>
-      <w:r>
-        <w:t>The intended demo flow: a corp sec / board stakeholder asks Copilot to summarise, compare, draft, or distribute the contents of this file alongside related artefacts. Cowork fans the task out into 5 parallel sub-tasks (draft Word, draft email, schedule meeting, post Teams message, build action tracker). Notebook adds it as a source and answers grounded questions across all sources.</w:t>
+        <w:t>The Chairman, Tan Sri Dr Lim Cheng Yong, opened the meeting at 10:00 hours. The Group Company Secretary, Sasha Ouellet, confirmed a quorum of 472 shareholders representing 67.4% of issued share capital was present or represented by proxy, satisfying the requirement under Article 73 of the Constitution.</w:t>
       </w:r>
     </w:p>
     <w:p>
@@ -50,17 +36,536 @@
         <w:pStyle w:val="Heading1"/>
       </w:pPr>
       <w:r>
-        <w:t>2. Scenario &amp; Background</w:t>
+        <w:t>2. Resolutions tabled</w:t>
+      </w:r>
+    </w:p>
+    <w:tbl>
+      <w:tblPr>
+        <w:tblStyle w:val="LightGrid-Accent1"/>
+        <w:tblW w:type="auto" w:w="0"/>
+        <w:tblLook w:firstColumn="1" w:firstRow="1" w:lastColumn="0" w:lastRow="0" w:noHBand="0" w:noVBand="1" w:val="04A0"/>
+      </w:tblPr>
+      <w:tblGrid>
+        <w:gridCol w:w="1728"/>
+        <w:gridCol w:w="1728"/>
+        <w:gridCol w:w="1728"/>
+        <w:gridCol w:w="1728"/>
+        <w:gridCol w:w="1728"/>
+      </w:tblGrid>
+      <w:tr>
+        <w:tc>
+          <w:tcPr>
+            <w:tcW w:type="dxa" w:w="1728"/>
+          </w:tcPr>
+          <w:p>
+            <w:r>
+              <w:rPr>
+                <w:b/>
+              </w:rPr>
+              <w:t>No.</w:t>
+            </w:r>
+          </w:p>
+        </w:tc>
+        <w:tc>
+          <w:tcPr>
+            <w:tcW w:type="dxa" w:w="1728"/>
+          </w:tcPr>
+          <w:p>
+            <w:r>
+              <w:rPr>
+                <w:b/>
+              </w:rPr>
+              <w:t>Resolution</w:t>
+            </w:r>
+          </w:p>
+        </w:tc>
+        <w:tc>
+          <w:tcPr>
+            <w:tcW w:type="dxa" w:w="1728"/>
+          </w:tcPr>
+          <w:p>
+            <w:r>
+              <w:rPr>
+                <w:b/>
+              </w:rPr>
+              <w:t>Voted For</w:t>
+            </w:r>
+          </w:p>
+        </w:tc>
+        <w:tc>
+          <w:tcPr>
+            <w:tcW w:type="dxa" w:w="1728"/>
+          </w:tcPr>
+          <w:p>
+            <w:r>
+              <w:rPr>
+                <w:b/>
+              </w:rPr>
+              <w:t>Voted Against</w:t>
+            </w:r>
+          </w:p>
+        </w:tc>
+        <w:tc>
+          <w:tcPr>
+            <w:tcW w:type="dxa" w:w="1728"/>
+          </w:tcPr>
+          <w:p>
+            <w:r>
+              <w:rPr>
+                <w:b/>
+              </w:rPr>
+              <w:t>Outcome</w:t>
+            </w:r>
+          </w:p>
+        </w:tc>
+      </w:tr>
+      <w:tr>
+        <w:tc>
+          <w:tcPr>
+            <w:tcW w:type="dxa" w:w="1728"/>
+          </w:tcPr>
+          <w:p>
+            <w:r>
+              <w:t>1</w:t>
+            </w:r>
+          </w:p>
+        </w:tc>
+        <w:tc>
+          <w:tcPr>
+            <w:tcW w:type="dxa" w:w="1728"/>
+          </w:tcPr>
+          <w:p>
+            <w:r>
+              <w:t>Adoption of Audited Financial Statements FY2025</w:t>
+            </w:r>
+          </w:p>
+        </w:tc>
+        <w:tc>
+          <w:tcPr>
+            <w:tcW w:type="dxa" w:w="1728"/>
+          </w:tcPr>
+          <w:p>
+            <w:r>
+              <w:t>99.84%</w:t>
+            </w:r>
+          </w:p>
+        </w:tc>
+        <w:tc>
+          <w:tcPr>
+            <w:tcW w:type="dxa" w:w="1728"/>
+          </w:tcPr>
+          <w:p>
+            <w:r>
+              <w:t>0.16%</w:t>
+            </w:r>
+          </w:p>
+        </w:tc>
+        <w:tc>
+          <w:tcPr>
+            <w:tcW w:type="dxa" w:w="1728"/>
+          </w:tcPr>
+          <w:p>
+            <w:r>
+              <w:t>Carried</w:t>
+            </w:r>
+          </w:p>
+        </w:tc>
+      </w:tr>
+      <w:tr>
+        <w:tc>
+          <w:tcPr>
+            <w:tcW w:type="dxa" w:w="1728"/>
+          </w:tcPr>
+          <w:p>
+            <w:r>
+              <w:t>2</w:t>
+            </w:r>
+          </w:p>
+        </w:tc>
+        <w:tc>
+          <w:tcPr>
+            <w:tcW w:type="dxa" w:w="1728"/>
+          </w:tcPr>
+          <w:p>
+            <w:r>
+              <w:t>Declaration of Final Single-Tier Dividend of 24.0 sen</w:t>
+            </w:r>
+          </w:p>
+        </w:tc>
+        <w:tc>
+          <w:tcPr>
+            <w:tcW w:type="dxa" w:w="1728"/>
+          </w:tcPr>
+          <w:p>
+            <w:r>
+              <w:t>99.78%</w:t>
+            </w:r>
+          </w:p>
+        </w:tc>
+        <w:tc>
+          <w:tcPr>
+            <w:tcW w:type="dxa" w:w="1728"/>
+          </w:tcPr>
+          <w:p>
+            <w:r>
+              <w:t>0.22%</w:t>
+            </w:r>
+          </w:p>
+        </w:tc>
+        <w:tc>
+          <w:tcPr>
+            <w:tcW w:type="dxa" w:w="1728"/>
+          </w:tcPr>
+          <w:p>
+            <w:r>
+              <w:t>Carried</w:t>
+            </w:r>
+          </w:p>
+        </w:tc>
+      </w:tr>
+      <w:tr>
+        <w:tc>
+          <w:tcPr>
+            <w:tcW w:type="dxa" w:w="1728"/>
+          </w:tcPr>
+          <w:p>
+            <w:r>
+              <w:t>3</w:t>
+            </w:r>
+          </w:p>
+        </w:tc>
+        <w:tc>
+          <w:tcPr>
+            <w:tcW w:type="dxa" w:w="1728"/>
+          </w:tcPr>
+          <w:p>
+            <w:r>
+              <w:t>Re-election of Datuk Wong Lai Ling as Director</w:t>
+            </w:r>
+          </w:p>
+        </w:tc>
+        <w:tc>
+          <w:tcPr>
+            <w:tcW w:type="dxa" w:w="1728"/>
+          </w:tcPr>
+          <w:p>
+            <w:r>
+              <w:t>98.42%</w:t>
+            </w:r>
+          </w:p>
+        </w:tc>
+        <w:tc>
+          <w:tcPr>
+            <w:tcW w:type="dxa" w:w="1728"/>
+          </w:tcPr>
+          <w:p>
+            <w:r>
+              <w:t>1.58%</w:t>
+            </w:r>
+          </w:p>
+        </w:tc>
+        <w:tc>
+          <w:tcPr>
+            <w:tcW w:type="dxa" w:w="1728"/>
+          </w:tcPr>
+          <w:p>
+            <w:r>
+              <w:t>Carried</w:t>
+            </w:r>
+          </w:p>
+        </w:tc>
+      </w:tr>
+      <w:tr>
+        <w:tc>
+          <w:tcPr>
+            <w:tcW w:type="dxa" w:w="1728"/>
+          </w:tcPr>
+          <w:p>
+            <w:r>
+              <w:t>4</w:t>
+            </w:r>
+          </w:p>
+        </w:tc>
+        <w:tc>
+          <w:tcPr>
+            <w:tcW w:type="dxa" w:w="1728"/>
+          </w:tcPr>
+          <w:p>
+            <w:r>
+              <w:t>Re-election of Mr Vijay Subramaniam as Director</w:t>
+            </w:r>
+          </w:p>
+        </w:tc>
+        <w:tc>
+          <w:tcPr>
+            <w:tcW w:type="dxa" w:w="1728"/>
+          </w:tcPr>
+          <w:p>
+            <w:r>
+              <w:t>97.84%</w:t>
+            </w:r>
+          </w:p>
+        </w:tc>
+        <w:tc>
+          <w:tcPr>
+            <w:tcW w:type="dxa" w:w="1728"/>
+          </w:tcPr>
+          <w:p>
+            <w:r>
+              <w:t>2.16%</w:t>
+            </w:r>
+          </w:p>
+        </w:tc>
+        <w:tc>
+          <w:tcPr>
+            <w:tcW w:type="dxa" w:w="1728"/>
+          </w:tcPr>
+          <w:p>
+            <w:r>
+              <w:t>Carried</w:t>
+            </w:r>
+          </w:p>
+        </w:tc>
+      </w:tr>
+      <w:tr>
+        <w:tc>
+          <w:tcPr>
+            <w:tcW w:type="dxa" w:w="1728"/>
+          </w:tcPr>
+          <w:p>
+            <w:r>
+              <w:t>5</w:t>
+            </w:r>
+          </w:p>
+        </w:tc>
+        <w:tc>
+          <w:tcPr>
+            <w:tcW w:type="dxa" w:w="1728"/>
+          </w:tcPr>
+          <w:p>
+            <w:r>
+              <w:t>Approval of Directors' Fees of MYR 4.8M</w:t>
+            </w:r>
+          </w:p>
+        </w:tc>
+        <w:tc>
+          <w:tcPr>
+            <w:tcW w:type="dxa" w:w="1728"/>
+          </w:tcPr>
+          <w:p>
+            <w:r>
+              <w:t>94.62%</w:t>
+            </w:r>
+          </w:p>
+        </w:tc>
+        <w:tc>
+          <w:tcPr>
+            <w:tcW w:type="dxa" w:w="1728"/>
+          </w:tcPr>
+          <w:p>
+            <w:r>
+              <w:t>5.38%</w:t>
+            </w:r>
+          </w:p>
+        </w:tc>
+        <w:tc>
+          <w:tcPr>
+            <w:tcW w:type="dxa" w:w="1728"/>
+          </w:tcPr>
+          <w:p>
+            <w:r>
+              <w:t>Carried</w:t>
+            </w:r>
+          </w:p>
+        </w:tc>
+      </w:tr>
+      <w:tr>
+        <w:tc>
+          <w:tcPr>
+            <w:tcW w:type="dxa" w:w="1728"/>
+          </w:tcPr>
+          <w:p>
+            <w:r>
+              <w:t>6</w:t>
+            </w:r>
+          </w:p>
+        </w:tc>
+        <w:tc>
+          <w:tcPr>
+            <w:tcW w:type="dxa" w:w="1728"/>
+          </w:tcPr>
+          <w:p>
+            <w:r>
+              <w:t>Re-appointment of KPMG as Auditors</w:t>
+            </w:r>
+          </w:p>
+        </w:tc>
+        <w:tc>
+          <w:tcPr>
+            <w:tcW w:type="dxa" w:w="1728"/>
+          </w:tcPr>
+          <w:p>
+            <w:r>
+              <w:t>99.91%</w:t>
+            </w:r>
+          </w:p>
+        </w:tc>
+        <w:tc>
+          <w:tcPr>
+            <w:tcW w:type="dxa" w:w="1728"/>
+          </w:tcPr>
+          <w:p>
+            <w:r>
+              <w:t>0.09%</w:t>
+            </w:r>
+          </w:p>
+        </w:tc>
+        <w:tc>
+          <w:tcPr>
+            <w:tcW w:type="dxa" w:w="1728"/>
+          </w:tcPr>
+          <w:p>
+            <w:r>
+              <w:t>Carried</w:t>
+            </w:r>
+          </w:p>
+        </w:tc>
+      </w:tr>
+      <w:tr>
+        <w:tc>
+          <w:tcPr>
+            <w:tcW w:type="dxa" w:w="1728"/>
+          </w:tcPr>
+          <w:p>
+            <w:r>
+              <w:t>7</w:t>
+            </w:r>
+          </w:p>
+        </w:tc>
+        <w:tc>
+          <w:tcPr>
+            <w:tcW w:type="dxa" w:w="1728"/>
+          </w:tcPr>
+          <w:p>
+            <w:r>
+              <w:t>Authority to issue shares - Section 75</w:t>
+            </w:r>
+          </w:p>
+        </w:tc>
+        <w:tc>
+          <w:tcPr>
+            <w:tcW w:type="dxa" w:w="1728"/>
+          </w:tcPr>
+          <w:p>
+            <w:r>
+              <w:t>88.42%</w:t>
+            </w:r>
+          </w:p>
+        </w:tc>
+        <w:tc>
+          <w:tcPr>
+            <w:tcW w:type="dxa" w:w="1728"/>
+          </w:tcPr>
+          <w:p>
+            <w:r>
+              <w:t>11.58%</w:t>
+            </w:r>
+          </w:p>
+        </w:tc>
+        <w:tc>
+          <w:tcPr>
+            <w:tcW w:type="dxa" w:w="1728"/>
+          </w:tcPr>
+          <w:p>
+            <w:r>
+              <w:t>Carried</w:t>
+            </w:r>
+          </w:p>
+        </w:tc>
+      </w:tr>
+      <w:tr>
+        <w:tc>
+          <w:tcPr>
+            <w:tcW w:type="dxa" w:w="1728"/>
+          </w:tcPr>
+          <w:p>
+            <w:r>
+              <w:t>8</w:t>
+            </w:r>
+          </w:p>
+        </w:tc>
+        <w:tc>
+          <w:tcPr>
+            <w:tcW w:type="dxa" w:w="1728"/>
+          </w:tcPr>
+          <w:p>
+            <w:r>
+              <w:t>Proposed share buyback</w:t>
+            </w:r>
+          </w:p>
+        </w:tc>
+        <w:tc>
+          <w:tcPr>
+            <w:tcW w:type="dxa" w:w="1728"/>
+          </w:tcPr>
+          <w:p>
+            <w:r>
+              <w:t>92.18%</w:t>
+            </w:r>
+          </w:p>
+        </w:tc>
+        <w:tc>
+          <w:tcPr>
+            <w:tcW w:type="dxa" w:w="1728"/>
+          </w:tcPr>
+          <w:p>
+            <w:r>
+              <w:t>7.82%</w:t>
+            </w:r>
+          </w:p>
+        </w:tc>
+        <w:tc>
+          <w:tcPr>
+            <w:tcW w:type="dxa" w:w="1728"/>
+          </w:tcPr>
+          <w:p>
+            <w:r>
+              <w:t>Carried</w:t>
+            </w:r>
+          </w:p>
+        </w:tc>
+      </w:tr>
+    </w:tbl>
+    <w:p>
+      <w:pPr>
+        <w:pStyle w:val="Heading1"/>
+      </w:pPr>
+      <w:r>
+        <w:t>3. Q&amp;A highlights from the floor</w:t>
       </w:r>
     </w:p>
     <w:p>
+      <w:pPr>
+        <w:pStyle w:val="ListBullet"/>
+      </w:pPr>
       <w:r>
-        <w:t>The Group is mid-cycle on its FY2025 close and is rolling forward into FY2026 planning. The corp sec / board portfolio has surfaced a mix of on-track lines and corrective items. This csec last agm minutes captures the working position on those items so the Group office, the operating committee, and (where relevant) the regulator-facing officer can align on next steps.</w:t>
+        <w:t>MSWG raised dividend payout ratio - Chairman confirmed 50-60% policy maintained</w:t>
       </w:r>
     </w:p>
     <w:p>
+      <w:pPr>
+        <w:pStyle w:val="ListBullet"/>
+      </w:pPr>
       <w:r>
-        <w:t>The team has triangulated the working dataset against three peer benchmarks and against the regulator's published thresholds for the sector. Findings carried over from the prior cycle have been re-examined to test whether the original assumptions still hold under the FY2026 base case.</w:t>
+        <w:t>Minority Shareholder questioned Plantation EBITDA fall - CFO Hadar Caspit provided written follow-up</w:t>
+      </w:r>
+    </w:p>
+    <w:p>
+      <w:pPr>
+        <w:pStyle w:val="ListBullet"/>
+      </w:pPr>
+      <w:r>
+        <w:t>Sustainability rating queries addressed by Head of IR Daichi Maruyama</w:t>
       </w:r>
     </w:p>
     <w:p>
@@ -68,200 +573,17 @@
         <w:pStyle w:val="Heading1"/>
       </w:pPr>
       <w:r>
-        <w:t>3. Detail &amp; Working</w:t>
-      </w:r>
-    </w:p>
-    <w:p>
-      <w:pPr>
-        <w:pStyle w:val="Heading2"/>
-      </w:pPr>
-      <w:r>
-        <w:t>3.1 Position at end of period</w:t>
+        <w:t>4. Closing remarks and adjournment</w:t>
       </w:r>
     </w:p>
     <w:p>
       <w:r>
-        <w:t>The closing position by unit / segment is captured in the AGM Minutes Index tab of the companion workbook. Headline metrics — Director Attendance %, Resolution Pass %, Filings On-time % — are within the agreed corridors for AGM, EGM, and Audit Cmte; outside the corridor for Risk Cmte and Nominations; and under recovery monitoring for Remuneration.</w:t>
-      </w:r>
-    </w:p>
-    <w:p>
-      <w:pPr>
-        <w:pStyle w:val="Heading2"/>
-      </w:pPr>
-      <w:r>
-        <w:t>3.2 Key drivers</w:t>
+        <w:t>The Chairman thanked shareholders for their continued support and confirmed the next AGM is targeted for end-April 2027. The meeting was adjourned at 13:42 hours.</w:t>
       </w:r>
     </w:p>
     <w:p>
       <w:r>
-        <w:t>The driver bridge (see Action Tracker tab) attributes the FY25 variance to a balanced mix of volume / mix, pricing and discount discipline, cost base reset, capex re-baseline, working capital, regulatory provisions, FX and hedging, and productivity / automation. Each driver carries an owner and a status (on-track / at-risk / behind / recovered / mitigated).</w:t>
-      </w:r>
-    </w:p>
-    <w:p>
-      <w:pPr>
-        <w:pStyle w:val="Heading2"/>
-      </w:pPr>
-      <w:r>
-        <w:t>3.3 Sensitivities and assumptions</w:t>
-      </w:r>
-    </w:p>
-    <w:p>
-      <w:r>
-        <w:t>The base case assumes FY2026 macro inputs hold within plus/minus 50 basis points of the current corridor. The upside and downside scenarios stress the headline metrics by plus/minus two corridors and re-test the recovery plan owners against the stressed position. Key sensitivities: rate path, FX MYR/USD, commodity benchmarks, regulator timing, and customer concentration.</w:t>
-      </w:r>
-    </w:p>
-    <w:p>
-      <w:pPr>
-        <w:pStyle w:val="Heading2"/>
-      </w:pPr>
-      <w:r>
-        <w:t>3.4 Open issues and unknowns</w:t>
-      </w:r>
-    </w:p>
-    <w:p>
-      <w:r>
-        <w:t>The watchlist (see Risk Watchlist tab) tracks 14 indicators flagged in the prior review. Eight are on-track, four are within five points of the threshold (watch), and two have breached and triggered the escalation protocol. Owners and remediation dates are recorded against each item.</w:t>
-      </w:r>
-    </w:p>
-    <w:p>
-      <w:pPr>
-        <w:pStyle w:val="Heading1"/>
-      </w:pPr>
-      <w:r>
-        <w:t>4. Recommended Actions</w:t>
-      </w:r>
-    </w:p>
-    <w:p>
-      <w:pPr>
-        <w:pStyle w:val="ListBullet"/>
-      </w:pPr>
-      <w:r>
-        <w:t>Confirm the csec last agm minutes narrative with the Corp Sec / Board CFO before the Board cut-off.</w:t>
-      </w:r>
-    </w:p>
-    <w:p>
-      <w:pPr>
-        <w:pStyle w:val="ListBullet"/>
-      </w:pPr>
-      <w:r>
-        <w:t>Lock the assumption set for the recovery plan and circulate to the division MDs for sign-off.</w:t>
-      </w:r>
-    </w:p>
-    <w:p>
-      <w:pPr>
-        <w:pStyle w:val="ListBullet"/>
-      </w:pPr>
-      <w:r>
-        <w:t>Pre-brief the regulator-facing officer on the 30/60/90-day commitments.</w:t>
-      </w:r>
-    </w:p>
-    <w:p>
-      <w:pPr>
-        <w:pStyle w:val="ListBullet"/>
-      </w:pPr>
-      <w:r>
-        <w:t>Schedule the cross-functional review with risk, legal, IR, and procurement.</w:t>
-      </w:r>
-    </w:p>
-    <w:p>
-      <w:pPr>
-        <w:pStyle w:val="ListBullet"/>
-      </w:pPr>
-      <w:r>
-        <w:t>Capture decisions in the Group decision log with named owners, due dates, and tracking links.</w:t>
-      </w:r>
-    </w:p>
-    <w:p>
-      <w:pPr>
-        <w:pStyle w:val="ListBullet"/>
-      </w:pPr>
-      <w:r>
-        <w:t>Stand up a 5-day Cowork sprint to publish the variance brief, lender holding lines, IR Q&amp;A pack, and ExCo update.</w:t>
-      </w:r>
-    </w:p>
-    <w:p>
-      <w:pPr>
-        <w:pStyle w:val="Heading1"/>
-      </w:pPr>
-      <w:r>
-        <w:t>5. Appendix — Working dataset units</w:t>
-      </w:r>
-    </w:p>
-    <w:p>
-      <w:pPr>
-        <w:pStyle w:val="ListBullet"/>
-      </w:pPr>
-      <w:r>
-        <w:t>AGM</w:t>
-      </w:r>
-    </w:p>
-    <w:p>
-      <w:pPr>
-        <w:pStyle w:val="ListBullet"/>
-      </w:pPr>
-      <w:r>
-        <w:t>EGM</w:t>
-      </w:r>
-    </w:p>
-    <w:p>
-      <w:pPr>
-        <w:pStyle w:val="ListBullet"/>
-      </w:pPr>
-      <w:r>
-        <w:t>Audit Cmte</w:t>
-      </w:r>
-    </w:p>
-    <w:p>
-      <w:pPr>
-        <w:pStyle w:val="ListBullet"/>
-      </w:pPr>
-      <w:r>
-        <w:t>Risk Cmte</w:t>
-      </w:r>
-    </w:p>
-    <w:p>
-      <w:pPr>
-        <w:pStyle w:val="ListBullet"/>
-      </w:pPr>
-      <w:r>
-        <w:t>Nominations</w:t>
-      </w:r>
-    </w:p>
-    <w:p>
-      <w:pPr>
-        <w:pStyle w:val="ListBullet"/>
-      </w:pPr>
-      <w:r>
-        <w:t>Remuneration</w:t>
-      </w:r>
-    </w:p>
-    <w:p>
-      <w:pPr>
-        <w:pStyle w:val="ListBullet"/>
-      </w:pPr>
-      <w:r>
-        <w:t>ESG Cmte</w:t>
-      </w:r>
-    </w:p>
-    <w:p>
-      <w:pPr>
-        <w:pStyle w:val="ListBullet"/>
-      </w:pPr>
-      <w:r>
-        <w:t>Total</w:t>
-      </w:r>
-    </w:p>
-    <w:p>
-      <w:pPr>
-        <w:pStyle w:val="Heading1"/>
-      </w:pPr>
-      <w:r>
-        <w:t>6. Sign-off &amp; Distribution</w:t>
-      </w:r>
-    </w:p>
-    <w:p>
-      <w:r>
-        <w:t>Prepared by: Corp Sec / Board Office  ·  Reviewed by: CFO  ·  Approved by: CEO  ·  Distributed to: Board, ExCo, Risk Committee, IR, Group Strategy.</w:t>
+        <w:t>Certified true minutes - Sasha Ouellet, Group Company Secretary | Approved by the Board on 12 May 2026.</w:t>
       </w:r>
     </w:p>
     <w:sectPr>
@@ -637,6 +959,10 @@
     <w:name w:val="Normal"/>
     <w:qFormat/>
     <w:rsid w:val="00FC693F"/>
+    <w:rPr>
+      <w:rFonts w:ascii="Aptos" w:hAnsi="Aptos"/>
+      <w:sz w:val="22"/>
+    </w:rPr>
   </w:style>
   <w:style w:type="paragraph" w:styleId="Header">
     <w:name w:val="header"/>

--- a/files/CSEC_Last_AGM_Minutes.docx
+++ b/files/CSEC_Last_AGM_Minutes.docx
@@ -4,39 +4,595 @@
   <w:body>
     <w:p>
       <w:pPr>
-        <w:pStyle w:val="Title"/>
+        <w:jc w:val="left"/>
       </w:pPr>
       <w:r>
         <w:rPr>
-          <w:color w:val="1F4E78"/>
+          <w:b/>
+          <w:color w:val="6B7280"/>
+          <w:sz w:val="18"/>
         </w:rPr>
-        <w:t>Minutes of the 28th Annual General Meeting - Zava Group Berhad</w:t>
-      </w:r>
-    </w:p>
-    <w:p>
-      <w:r>
-        <w:t>Date: 24 April 2026 | Venue: Grand Ballroom, Connexion Conference Centre, KL Sentral | Time commenced: 10:00 hours | Time concluded: 13:42 hours</w:t>
+        <w:t>ZAVA CONGLOMERATE</w:t>
       </w:r>
     </w:p>
     <w:p>
       <w:pPr>
-        <w:pStyle w:val="Heading1"/>
+        <w:spacing w:after="40"/>
       </w:pPr>
       <w:r>
-        <w:t>1. Chairman and quorum</w:t>
-      </w:r>
-    </w:p>
-    <w:p>
-      <w:r>
-        <w:t>The Chairman, Tan Sri Dr Lim Cheng Yong, opened the meeting at 10:00 hours. The Group Company Secretary, Sasha Ouellet, confirmed a quorum of 472 shareholders representing 67.4% of issued share capital was present or represented by proxy, satisfying the requirement under Article 73 of the Constitution.</w:t>
+        <w:rPr>
+          <w:b/>
+          <w:color w:val="1F2D55"/>
+          <w:sz w:val="44"/>
+        </w:rPr>
+        <w:t>CSEC Last AGM Minutes</w:t>
       </w:r>
     </w:p>
     <w:p>
       <w:pPr>
-        <w:pStyle w:val="Heading1"/>
+        <w:spacing w:after="200"/>
       </w:pPr>
       <w:r>
-        <w:t>2. Resolutions tabled</w:t>
+        <w:rPr>
+          <w:i/>
+          <w:color w:val="4B5B7C"/>
+          <w:sz w:val="22"/>
+        </w:rPr>
+        <w:t>Group Management Committee · Minutes of meeting</w:t>
+      </w:r>
+    </w:p>
+    <w:p>
+      <w:pPr>
+        <w:spacing w:after="40"/>
+      </w:pPr>
+      <w:r>
+        <w:rPr>
+          <w:b/>
+          <w:color w:val="1F2D55"/>
+          <w:sz w:val="20"/>
+        </w:rPr>
+        <w:t xml:space="preserve">Meeting date:  </w:t>
+      </w:r>
+      <w:r>
+        <w:rPr>
+          <w:sz w:val="20"/>
+        </w:rPr>
+        <w:t>17 May 2026</w:t>
+      </w:r>
+    </w:p>
+    <w:p>
+      <w:pPr>
+        <w:spacing w:after="40"/>
+      </w:pPr>
+      <w:r>
+        <w:rPr>
+          <w:b/>
+          <w:color w:val="1F2D55"/>
+          <w:sz w:val="20"/>
+        </w:rPr>
+        <w:t xml:space="preserve">Location:  </w:t>
+      </w:r>
+      <w:r>
+        <w:rPr>
+          <w:sz w:val="20"/>
+        </w:rPr>
+        <w:t>Zava Tower, Level 38, Boardroom A (with VC participation)</w:t>
+      </w:r>
+    </w:p>
+    <w:p>
+      <w:pPr>
+        <w:spacing w:after="40"/>
+      </w:pPr>
+      <w:r>
+        <w:rPr>
+          <w:b/>
+          <w:color w:val="1F2D55"/>
+          <w:sz w:val="20"/>
+        </w:rPr>
+        <w:t xml:space="preserve">Chair:  </w:t>
+      </w:r>
+      <w:r>
+        <w:rPr>
+          <w:sz w:val="20"/>
+        </w:rPr>
+        <w:t>Datuk Tan Cheng Lock, Board Chair</w:t>
+      </w:r>
+    </w:p>
+    <w:p>
+      <w:pPr>
+        <w:spacing w:after="40"/>
+      </w:pPr>
+      <w:r>
+        <w:rPr>
+          <w:b/>
+          <w:color w:val="1F2D55"/>
+          <w:sz w:val="20"/>
+        </w:rPr>
+        <w:t xml:space="preserve">Quorum:  </w:t>
+      </w:r>
+      <w:r>
+        <w:rPr>
+          <w:sz w:val="20"/>
+        </w:rPr>
+        <w:t>Met (8 of 9 members present; 1 by video)</w:t>
+      </w:r>
+    </w:p>
+    <w:p>
+      <w:pPr>
+        <w:spacing w:after="40"/>
+      </w:pPr>
+      <w:r>
+        <w:rPr>
+          <w:b/>
+          <w:color w:val="1F2D55"/>
+          <w:sz w:val="20"/>
+        </w:rPr>
+        <w:t xml:space="preserve">Secretary:  </w:t>
+      </w:r>
+      <w:r>
+        <w:rPr>
+          <w:sz w:val="20"/>
+        </w:rPr>
+        <w:t>Sasha Ouellet, Group Chief of Staff</w:t>
+      </w:r>
+    </w:p>
+    <w:p>
+      <w:pPr>
+        <w:spacing w:after="40"/>
+      </w:pPr>
+      <w:r>
+        <w:rPr>
+          <w:b/>
+          <w:color w:val="1F2D55"/>
+          <w:sz w:val="20"/>
+        </w:rPr>
+        <w:t xml:space="preserve">Source file:  </w:t>
+      </w:r>
+      <w:r>
+        <w:rPr>
+          <w:sz w:val="20"/>
+        </w:rPr>
+        <w:t>CSEC_Last_AGM_Minutes.docx</w:t>
+      </w:r>
+    </w:p>
+    <w:p>
+      <w:pPr>
+        <w:spacing w:after="40"/>
+      </w:pPr>
+      <w:r>
+        <w:rPr>
+          <w:b/>
+          <w:color w:val="1F2D55"/>
+          <w:sz w:val="20"/>
+        </w:rPr>
+        <w:t xml:space="preserve">Classification:  </w:t>
+      </w:r>
+      <w:r>
+        <w:rPr>
+          <w:sz w:val="20"/>
+        </w:rPr>
+        <w:t>Confidential — Board distribution only</w:t>
+      </w:r>
+    </w:p>
+    <w:p>
+      <w:pPr>
+        <w:spacing w:before="240" w:after="80"/>
+      </w:pPr>
+      <w:r>
+        <w:rPr>
+          <w:b/>
+          <w:color w:val="1F2D55"/>
+          <w:sz w:val="26"/>
+        </w:rPr>
+        <w:t>1. Attendance</w:t>
+      </w:r>
+    </w:p>
+    <w:p>
+      <w:pPr>
+        <w:spacing w:before="160" w:after="40"/>
+      </w:pPr>
+      <w:r>
+        <w:rPr>
+          <w:b/>
+          <w:color w:val="4B5B7C"/>
+          <w:sz w:val="22"/>
+        </w:rPr>
+        <w:t>Members present</w:t>
+      </w:r>
+    </w:p>
+    <w:p>
+      <w:pPr>
+        <w:pStyle w:val="ListBullet"/>
+        <w:spacing w:after="40"/>
+      </w:pPr>
+      <w:r>
+        <w:rPr>
+          <w:sz w:val="20"/>
+        </w:rPr>
+        <w:t>Datuk Tan Cheng Lock — Independent Non-Executive Chair</w:t>
+      </w:r>
+    </w:p>
+    <w:p>
+      <w:pPr>
+        <w:pStyle w:val="ListBullet"/>
+        <w:spacing w:after="40"/>
+      </w:pPr>
+      <w:r>
+        <w:rPr>
+          <w:sz w:val="20"/>
+        </w:rPr>
+        <w:t>Hadar Caspit — Group Chief Financial Officer</w:t>
+      </w:r>
+    </w:p>
+    <w:p>
+      <w:pPr>
+        <w:pStyle w:val="ListBullet"/>
+        <w:spacing w:after="40"/>
+      </w:pPr>
+      <w:r>
+        <w:rPr>
+          <w:sz w:val="20"/>
+        </w:rPr>
+        <w:t>Mod Admin — Group Strategy Director</w:t>
+      </w:r>
+    </w:p>
+    <w:p>
+      <w:pPr>
+        <w:pStyle w:val="ListBullet"/>
+        <w:spacing w:after="40"/>
+      </w:pPr>
+      <w:r>
+        <w:rPr>
+          <w:sz w:val="20"/>
+        </w:rPr>
+        <w:t>Daichi Maruyama — Head of Investor Relations</w:t>
+      </w:r>
+    </w:p>
+    <w:p>
+      <w:pPr>
+        <w:pStyle w:val="ListBullet"/>
+        <w:spacing w:after="40"/>
+      </w:pPr>
+      <w:r>
+        <w:rPr>
+          <w:sz w:val="20"/>
+        </w:rPr>
+        <w:t>Sasha Ouellet — Group Chief of Staff (and Secretary)</w:t>
+      </w:r>
+    </w:p>
+    <w:p>
+      <w:pPr>
+        <w:pStyle w:val="ListBullet"/>
+        <w:spacing w:after="40"/>
+      </w:pPr>
+      <w:r>
+        <w:rPr>
+          <w:sz w:val="20"/>
+        </w:rPr>
+        <w:t>Dr Mariana Cabral — Independent NED (Risk &amp; Audit Cmte Chair)</w:t>
+      </w:r>
+    </w:p>
+    <w:p>
+      <w:pPr>
+        <w:pStyle w:val="ListBullet"/>
+        <w:spacing w:after="40"/>
+      </w:pPr>
+      <w:r>
+        <w:rPr>
+          <w:sz w:val="20"/>
+        </w:rPr>
+        <w:t>Prof Karim El-Sayed — Independent NED (ESG Cmte Chair)</w:t>
+      </w:r>
+    </w:p>
+    <w:p>
+      <w:pPr>
+        <w:pStyle w:val="ListBullet"/>
+        <w:spacing w:after="40"/>
+      </w:pPr>
+      <w:r>
+        <w:rPr>
+          <w:sz w:val="20"/>
+        </w:rPr>
+        <w:t>Liew Soo Min — Non-Executive Director</w:t>
+      </w:r>
+    </w:p>
+    <w:p>
+      <w:pPr>
+        <w:spacing w:before="160" w:after="40"/>
+      </w:pPr>
+      <w:r>
+        <w:rPr>
+          <w:b/>
+          <w:color w:val="4B5B7C"/>
+          <w:sz w:val="22"/>
+        </w:rPr>
+        <w:t>In attendance</w:t>
+      </w:r>
+    </w:p>
+    <w:p>
+      <w:pPr>
+        <w:pStyle w:val="ListBullet"/>
+        <w:spacing w:after="40"/>
+      </w:pPr>
+      <w:r>
+        <w:rPr>
+          <w:sz w:val="20"/>
+        </w:rPr>
+        <w:t>Will Stratton — Group Head of Risk (item 4 only)</w:t>
+      </w:r>
+    </w:p>
+    <w:p>
+      <w:pPr>
+        <w:pStyle w:val="ListBullet"/>
+        <w:spacing w:after="40"/>
+      </w:pPr>
+      <w:r>
+        <w:rPr>
+          <w:sz w:val="20"/>
+        </w:rPr>
+        <w:t>Omar Yusoff — Group Head of Procurement (items 6–7)</w:t>
+      </w:r>
+    </w:p>
+    <w:p>
+      <w:pPr>
+        <w:pStyle w:val="ListBullet"/>
+        <w:spacing w:after="40"/>
+      </w:pPr>
+      <w:r>
+        <w:rPr>
+          <w:sz w:val="20"/>
+        </w:rPr>
+        <w:t>PwC engagement partner — for external audit update</w:t>
+      </w:r>
+    </w:p>
+    <w:p>
+      <w:pPr>
+        <w:spacing w:before="160" w:after="40"/>
+      </w:pPr>
+      <w:r>
+        <w:rPr>
+          <w:b/>
+          <w:color w:val="4B5B7C"/>
+          <w:sz w:val="22"/>
+        </w:rPr>
+        <w:t>Apologies</w:t>
+      </w:r>
+    </w:p>
+    <w:p>
+      <w:pPr>
+        <w:pStyle w:val="ListBullet"/>
+        <w:spacing w:after="40"/>
+      </w:pPr>
+      <w:r>
+        <w:rPr>
+          <w:sz w:val="20"/>
+        </w:rPr>
+        <w:t>Ahmad Shahril — Independent NED (sent written comments on agenda items 5 and 9)</w:t>
+      </w:r>
+    </w:p>
+    <w:p>
+      <w:pPr>
+        <w:spacing w:before="240" w:after="80"/>
+      </w:pPr>
+      <w:r>
+        <w:rPr>
+          <w:b/>
+          <w:color w:val="1F2D55"/>
+          <w:sz w:val="26"/>
+        </w:rPr>
+        <w:t>2. Approval of prior minutes and matters arising</w:t>
+      </w:r>
+    </w:p>
+    <w:p>
+      <w:pPr>
+        <w:spacing w:after="80"/>
+      </w:pPr>
+      <w:r>
+        <w:rPr>
+          <w:i w:val="0"/>
+          <w:sz w:val="20"/>
+        </w:rPr>
+        <w:t>The minutes of the meeting dated 22 April 2026 were approved without amendment. All open actions from the prior meeting are reported in the action register at the end of these minutes; 9 of 11 actions are closed; 2 remain open within target date.</w:t>
+      </w:r>
+    </w:p>
+    <w:p>
+      <w:pPr>
+        <w:spacing w:before="240" w:after="80"/>
+      </w:pPr>
+      <w:r>
+        <w:rPr>
+          <w:b/>
+          <w:color w:val="1F2D55"/>
+          <w:sz w:val="26"/>
+        </w:rPr>
+        <w:t>3. Group CFO update</w:t>
+      </w:r>
+    </w:p>
+    <w:p>
+      <w:pPr>
+        <w:spacing w:after="80"/>
+      </w:pPr>
+      <w:r>
+        <w:rPr>
+          <w:i w:val="0"/>
+          <w:sz w:val="20"/>
+        </w:rPr>
+        <w:t>The Group CFO presented the Q1 FY2026 financial performance pack. Group revenue of MYR 11.1B was 3% above prior year, driven by Property, Banking and Industrial Manufacturing divisions. EBITDA margin held at 19.5% despite cost inflation; FCF was MYR 1030m, in line with guidance. Net debt/EBITDA at 2.1× (covenant cap 3.5×). The Committee noted the performance and approved the revised FY2026 cash-flow forecast.</w:t>
+      </w:r>
+    </w:p>
+    <w:p>
+      <w:pPr>
+        <w:spacing w:before="240" w:after="80"/>
+      </w:pPr>
+      <w:r>
+        <w:rPr>
+          <w:b/>
+          <w:color w:val="1F2D55"/>
+          <w:sz w:val="26"/>
+        </w:rPr>
+        <w:t>4. Risk &amp; internal audit update</w:t>
+      </w:r>
+    </w:p>
+    <w:p>
+      <w:pPr>
+        <w:spacing w:after="80"/>
+      </w:pPr>
+      <w:r>
+        <w:rPr>
+          <w:i w:val="0"/>
+          <w:sz w:val="20"/>
+        </w:rPr>
+        <w:t>The Group Head of Risk presented the principal-risks heatmap. Three risks moved: cyber-extortion (Med→High after the IT incident postmortem), supply-chain concentration (Low→Med), regulatory-pace (Med→Med, sustained elevated). The Committee endorsed the proposed mitigations: SOC2 retest, dual-source programme for top 12 vendors, and the regulatory-pace tracker funded for Q3.</w:t>
+      </w:r>
+    </w:p>
+    <w:p>
+      <w:pPr>
+        <w:spacing w:after="80"/>
+      </w:pPr>
+      <w:r>
+        <w:rPr>
+          <w:i w:val="0"/>
+          <w:sz w:val="20"/>
+        </w:rPr>
+        <w:t>Internal Audit walked through the 12 findings from the half-year cycle (2 High, 6 Medium, 4 Low). Management has committed remediation plans; the Committee asked for a focused follow-up audit in Q1 FY2027 on the three repeat findings (stage-completion %, bank-rec evidence, T&amp;E receipts).</w:t>
+      </w:r>
+    </w:p>
+    <w:p>
+      <w:pPr>
+        <w:spacing w:before="240" w:after="80"/>
+      </w:pPr>
+      <w:r>
+        <w:rPr>
+          <w:b/>
+          <w:color w:val="1F2D55"/>
+          <w:sz w:val="26"/>
+        </w:rPr>
+        <w:t>5. External audit update</w:t>
+      </w:r>
+    </w:p>
+    <w:p>
+      <w:pPr>
+        <w:spacing w:after="80"/>
+      </w:pPr>
+      <w:r>
+        <w:rPr>
+          <w:i w:val="0"/>
+          <w:sz w:val="20"/>
+        </w:rPr>
+        <w:t>The PwC partner reported that the interim audit is on track; no material control weaknesses identified to date. The audit fee for FY2026 is proposed at MYR 4.8m (FY2025: 4.6m); the Committee endorsed the proposal for Board approval. Non-audit services proposed for FY2026 remain within the Group's 30%-of-audit-fee cap; pre-approval workflow is functioning.</w:t>
+      </w:r>
+    </w:p>
+    <w:p>
+      <w:pPr>
+        <w:spacing w:before="240" w:after="80"/>
+      </w:pPr>
+      <w:r>
+        <w:rPr>
+          <w:b/>
+          <w:color w:val="1F2D55"/>
+          <w:sz w:val="26"/>
+        </w:rPr>
+        <w:t>6. Procurement transformation</w:t>
+      </w:r>
+    </w:p>
+    <w:p>
+      <w:pPr>
+        <w:spacing w:after="80"/>
+      </w:pPr>
+      <w:r>
+        <w:rPr>
+          <w:i w:val="0"/>
+          <w:sz w:val="20"/>
+        </w:rPr>
+        <w:t>The Group Head of Procurement presented progress on the Source-to-Pay programme. Year-to-date addressable spend covered: MYR 2.7B; savings realised MYR 120m vs target MYR 218m. The Committee asked Management to accelerate the contract-renewal pipeline and report monthly until end-FY.</w:t>
+      </w:r>
+    </w:p>
+    <w:p>
+      <w:pPr>
+        <w:spacing w:before="240" w:after="80"/>
+      </w:pPr>
+      <w:r>
+        <w:rPr>
+          <w:b/>
+          <w:color w:val="1F2D55"/>
+          <w:sz w:val="26"/>
+        </w:rPr>
+        <w:t>7. ESG and disclosure update</w:t>
+      </w:r>
+    </w:p>
+    <w:p>
+      <w:pPr>
+        <w:spacing w:after="80"/>
+      </w:pPr>
+      <w:r>
+        <w:rPr>
+          <w:i w:val="0"/>
+          <w:sz w:val="20"/>
+        </w:rPr>
+        <w:t>Daichi Maruyama walked through the integrated annual report timeline. TCFD and ISSB-aligned disclosures are on track; Scope-3 emissions baseline restated with a 7% upward revision after onboarding two newly-acquired entities. The Committee discussed external assurance scope; PwC scope to include Scope-1, Scope-2 and water-withdrawal metrics for FY2026.</w:t>
+      </w:r>
+    </w:p>
+    <w:p>
+      <w:pPr>
+        <w:spacing w:before="240" w:after="80"/>
+      </w:pPr>
+      <w:r>
+        <w:rPr>
+          <w:b/>
+          <w:color w:val="1F2D55"/>
+          <w:sz w:val="26"/>
+        </w:rPr>
+        <w:t>8. Investor relations update</w:t>
+      </w:r>
+    </w:p>
+    <w:p>
+      <w:pPr>
+        <w:spacing w:after="80"/>
+      </w:pPr>
+      <w:r>
+        <w:rPr>
+          <w:i w:val="0"/>
+          <w:sz w:val="20"/>
+        </w:rPr>
+        <w:t>Daichi reported on the analyst-day held in late April: 38 sell-side and buy-side attendees; feedback positive on capital-allocation discipline and the property monetisation pathway. Two analysts upgraded post-event. Concerns from investors: (i) timing of dividend reinstatement, (ii) M&amp;A pipeline visibility, (iii) regulator-pace impact on Banking division.</w:t>
+      </w:r>
+    </w:p>
+    <w:p>
+      <w:pPr>
+        <w:spacing w:before="240" w:after="80"/>
+      </w:pPr>
+      <w:r>
+        <w:rPr>
+          <w:b/>
+          <w:color w:val="1F2D55"/>
+          <w:sz w:val="26"/>
+        </w:rPr>
+        <w:t>9. Any other business</w:t>
+      </w:r>
+    </w:p>
+    <w:p>
+      <w:pPr>
+        <w:spacing w:after="80"/>
+      </w:pPr>
+      <w:r>
+        <w:rPr>
+          <w:i w:val="0"/>
+          <w:sz w:val="20"/>
+        </w:rPr>
+        <w:t>The Chair informed the Committee that a board self-evaluation will be conducted in Q3 FY2026 using an independent facilitator (Spencer Stuart). Members are asked to make calendar provisions.</w:t>
+      </w:r>
+    </w:p>
+    <w:p>
+      <w:pPr>
+        <w:spacing w:before="240" w:after="80"/>
+      </w:pPr>
+      <w:r>
+        <w:rPr>
+          <w:b/>
+          <w:color w:val="1F2D55"/>
+          <w:sz w:val="26"/>
+        </w:rPr>
+        <w:t>10. Action register</w:t>
       </w:r>
     </w:p>
     <w:tbl>
@@ -56,65 +612,80 @@
         <w:tc>
           <w:tcPr>
             <w:tcW w:type="dxa" w:w="1728"/>
+            <w:shd w:val="clear" w:color="auto" w:fill="1F2D55"/>
           </w:tcPr>
           <w:p>
             <w:r>
               <w:rPr>
                 <w:b/>
+                <w:color w:val="FFFFFF"/>
+                <w:sz w:val="18"/>
               </w:rPr>
-              <w:t>No.</w:t>
+              <w:t>Ref</w:t>
             </w:r>
           </w:p>
         </w:tc>
         <w:tc>
           <w:tcPr>
             <w:tcW w:type="dxa" w:w="1728"/>
+            <w:shd w:val="clear" w:color="auto" w:fill="1F2D55"/>
           </w:tcPr>
           <w:p>
             <w:r>
               <w:rPr>
                 <w:b/>
+                <w:color w:val="FFFFFF"/>
+                <w:sz w:val="18"/>
               </w:rPr>
-              <w:t>Resolution</w:t>
+              <w:t>Action</w:t>
             </w:r>
           </w:p>
         </w:tc>
         <w:tc>
           <w:tcPr>
             <w:tcW w:type="dxa" w:w="1728"/>
+            <w:shd w:val="clear" w:color="auto" w:fill="1F2D55"/>
           </w:tcPr>
           <w:p>
             <w:r>
               <w:rPr>
                 <w:b/>
+                <w:color w:val="FFFFFF"/>
+                <w:sz w:val="18"/>
               </w:rPr>
-              <w:t>Voted For</w:t>
+              <w:t>Owner</w:t>
             </w:r>
           </w:p>
         </w:tc>
         <w:tc>
           <w:tcPr>
             <w:tcW w:type="dxa" w:w="1728"/>
+            <w:shd w:val="clear" w:color="auto" w:fill="1F2D55"/>
           </w:tcPr>
           <w:p>
             <w:r>
               <w:rPr>
                 <w:b/>
+                <w:color w:val="FFFFFF"/>
+                <w:sz w:val="18"/>
               </w:rPr>
-              <w:t>Voted Against</w:t>
+              <w:t>Target</w:t>
             </w:r>
           </w:p>
         </w:tc>
         <w:tc>
           <w:tcPr>
             <w:tcW w:type="dxa" w:w="1728"/>
+            <w:shd w:val="clear" w:color="auto" w:fill="1F2D55"/>
           </w:tcPr>
           <w:p>
             <w:r>
               <w:rPr>
                 <w:b/>
+                <w:color w:val="FFFFFF"/>
+                <w:sz w:val="18"/>
               </w:rPr>
-              <w:t>Outcome</w:t>
+              <w:t>Status</w:t>
             </w:r>
           </w:p>
         </w:tc>
@@ -126,7 +697,10 @@
           </w:tcPr>
           <w:p>
             <w:r>
-              <w:t>1</w:t>
+              <w:rPr>
+                <w:sz w:val="18"/>
+              </w:rPr>
+              <w:t>A-01</w:t>
             </w:r>
           </w:p>
         </w:tc>
@@ -136,7 +710,10 @@
           </w:tcPr>
           <w:p>
             <w:r>
-              <w:t>Adoption of Audited Financial Statements FY2025</w:t>
+              <w:rPr>
+                <w:sz w:val="18"/>
+              </w:rPr>
+              <w:t>Q1 FY2027 follow-up audit on 3 repeat findings</w:t>
             </w:r>
           </w:p>
         </w:tc>
@@ -146,7 +723,10 @@
           </w:tcPr>
           <w:p>
             <w:r>
-              <w:t>99.84%</w:t>
+              <w:rPr>
+                <w:sz w:val="18"/>
+              </w:rPr>
+              <w:t>Internal Audit</w:t>
             </w:r>
           </w:p>
         </w:tc>
@@ -156,7 +736,10 @@
           </w:tcPr>
           <w:p>
             <w:r>
-              <w:t>0.16%</w:t>
+              <w:rPr>
+                <w:sz w:val="18"/>
+              </w:rPr>
+              <w:t>Q1 FY2027</w:t>
             </w:r>
           </w:p>
         </w:tc>
@@ -166,7 +749,10 @@
           </w:tcPr>
           <w:p>
             <w:r>
-              <w:t>Carried</w:t>
+              <w:rPr>
+                <w:sz w:val="18"/>
+              </w:rPr>
+              <w:t>Open</w:t>
             </w:r>
           </w:p>
         </w:tc>
@@ -178,7 +764,10 @@
           </w:tcPr>
           <w:p>
             <w:r>
-              <w:t>2</w:t>
+              <w:rPr>
+                <w:sz w:val="18"/>
+              </w:rPr>
+              <w:t>A-02</w:t>
             </w:r>
           </w:p>
         </w:tc>
@@ -188,7 +777,10 @@
           </w:tcPr>
           <w:p>
             <w:r>
-              <w:t>Declaration of Final Single-Tier Dividend of 24.0 sen</w:t>
+              <w:rPr>
+                <w:sz w:val="18"/>
+              </w:rPr>
+              <w:t>Accelerate vendor contract renewals; monthly progress report to Audit Cmte</w:t>
             </w:r>
           </w:p>
         </w:tc>
@@ -198,7 +790,10 @@
           </w:tcPr>
           <w:p>
             <w:r>
-              <w:t>99.78%</w:t>
+              <w:rPr>
+                <w:sz w:val="18"/>
+              </w:rPr>
+              <w:t>Group Procurement</w:t>
             </w:r>
           </w:p>
         </w:tc>
@@ -208,7 +803,10 @@
           </w:tcPr>
           <w:p>
             <w:r>
-              <w:t>0.22%</w:t>
+              <w:rPr>
+                <w:sz w:val="18"/>
+              </w:rPr>
+              <w:t>End-FY2026</w:t>
             </w:r>
           </w:p>
         </w:tc>
@@ -218,7 +816,10 @@
           </w:tcPr>
           <w:p>
             <w:r>
-              <w:t>Carried</w:t>
+              <w:rPr>
+                <w:sz w:val="18"/>
+              </w:rPr>
+              <w:t>Open</w:t>
             </w:r>
           </w:p>
         </w:tc>
@@ -230,7 +831,10 @@
           </w:tcPr>
           <w:p>
             <w:r>
-              <w:t>3</w:t>
+              <w:rPr>
+                <w:sz w:val="18"/>
+              </w:rPr>
+              <w:t>A-03</w:t>
             </w:r>
           </w:p>
         </w:tc>
@@ -240,7 +844,10 @@
           </w:tcPr>
           <w:p>
             <w:r>
-              <w:t>Re-election of Datuk Wong Lai Ling as Director</w:t>
+              <w:rPr>
+                <w:sz w:val="18"/>
+              </w:rPr>
+              <w:t>TCFD and ISSB disclosure dry-run pack circulated to NEDs</w:t>
             </w:r>
           </w:p>
         </w:tc>
@@ -250,7 +857,10 @@
           </w:tcPr>
           <w:p>
             <w:r>
-              <w:t>98.42%</w:t>
+              <w:rPr>
+                <w:sz w:val="18"/>
+              </w:rPr>
+              <w:t>Head of IR</w:t>
             </w:r>
           </w:p>
         </w:tc>
@@ -260,7 +870,10 @@
           </w:tcPr>
           <w:p>
             <w:r>
-              <w:t>1.58%</w:t>
+              <w:rPr>
+                <w:sz w:val="18"/>
+              </w:rPr>
+              <w:t>30 Jun 2026</w:t>
             </w:r>
           </w:p>
         </w:tc>
@@ -270,7 +883,10 @@
           </w:tcPr>
           <w:p>
             <w:r>
-              <w:t>Carried</w:t>
+              <w:rPr>
+                <w:sz w:val="18"/>
+              </w:rPr>
+              <w:t>Open</w:t>
             </w:r>
           </w:p>
         </w:tc>
@@ -282,7 +898,10 @@
           </w:tcPr>
           <w:p>
             <w:r>
-              <w:t>4</w:t>
+              <w:rPr>
+                <w:sz w:val="18"/>
+              </w:rPr>
+              <w:t>A-04</w:t>
             </w:r>
           </w:p>
         </w:tc>
@@ -292,7 +911,10 @@
           </w:tcPr>
           <w:p>
             <w:r>
-              <w:t>Re-election of Mr Vijay Subramaniam as Director</w:t>
+              <w:rPr>
+                <w:sz w:val="18"/>
+              </w:rPr>
+              <w:t>Confirm Spencer Stuart engagement for board self-evaluation</w:t>
             </w:r>
           </w:p>
         </w:tc>
@@ -302,7 +924,10 @@
           </w:tcPr>
           <w:p>
             <w:r>
-              <w:t>97.84%</w:t>
+              <w:rPr>
+                <w:sz w:val="18"/>
+              </w:rPr>
+              <w:t>Company Secretary</w:t>
             </w:r>
           </w:p>
         </w:tc>
@@ -312,7 +937,10 @@
           </w:tcPr>
           <w:p>
             <w:r>
-              <w:t>2.16%</w:t>
+              <w:rPr>
+                <w:sz w:val="18"/>
+              </w:rPr>
+              <w:t>15 Jun 2026</w:t>
             </w:r>
           </w:p>
         </w:tc>
@@ -322,7 +950,10 @@
           </w:tcPr>
           <w:p>
             <w:r>
-              <w:t>Carried</w:t>
+              <w:rPr>
+                <w:sz w:val="18"/>
+              </w:rPr>
+              <w:t>Open</w:t>
             </w:r>
           </w:p>
         </w:tc>
@@ -334,7 +965,10 @@
           </w:tcPr>
           <w:p>
             <w:r>
-              <w:t>5</w:t>
+              <w:rPr>
+                <w:sz w:val="18"/>
+              </w:rPr>
+              <w:t>A-05</w:t>
             </w:r>
           </w:p>
         </w:tc>
@@ -344,7 +978,10 @@
           </w:tcPr>
           <w:p>
             <w:r>
-              <w:t>Approval of Directors' Fees of MYR 4.8M</w:t>
+              <w:rPr>
+                <w:sz w:val="18"/>
+              </w:rPr>
+              <w:t>PwC non-audit services log circulated to Audit Cmte quarterly</w:t>
             </w:r>
           </w:p>
         </w:tc>
@@ -354,7 +991,10 @@
           </w:tcPr>
           <w:p>
             <w:r>
-              <w:t>94.62%</w:t>
+              <w:rPr>
+                <w:sz w:val="18"/>
+              </w:rPr>
+              <w:t>Group CFO</w:t>
             </w:r>
           </w:p>
         </w:tc>
@@ -364,7 +1004,10 @@
           </w:tcPr>
           <w:p>
             <w:r>
-              <w:t>5.38%</w:t>
+              <w:rPr>
+                <w:sz w:val="18"/>
+              </w:rPr>
+              <w:t>Recurring</w:t>
             </w:r>
           </w:p>
         </w:tc>
@@ -374,163 +1017,10 @@
           </w:tcPr>
           <w:p>
             <w:r>
-              <w:t>Carried</w:t>
-            </w:r>
-          </w:p>
-        </w:tc>
-      </w:tr>
-      <w:tr>
-        <w:tc>
-          <w:tcPr>
-            <w:tcW w:type="dxa" w:w="1728"/>
-          </w:tcPr>
-          <w:p>
-            <w:r>
-              <w:t>6</w:t>
-            </w:r>
-          </w:p>
-        </w:tc>
-        <w:tc>
-          <w:tcPr>
-            <w:tcW w:type="dxa" w:w="1728"/>
-          </w:tcPr>
-          <w:p>
-            <w:r>
-              <w:t>Re-appointment of KPMG as Auditors</w:t>
-            </w:r>
-          </w:p>
-        </w:tc>
-        <w:tc>
-          <w:tcPr>
-            <w:tcW w:type="dxa" w:w="1728"/>
-          </w:tcPr>
-          <w:p>
-            <w:r>
-              <w:t>99.91%</w:t>
-            </w:r>
-          </w:p>
-        </w:tc>
-        <w:tc>
-          <w:tcPr>
-            <w:tcW w:type="dxa" w:w="1728"/>
-          </w:tcPr>
-          <w:p>
-            <w:r>
-              <w:t>0.09%</w:t>
-            </w:r>
-          </w:p>
-        </w:tc>
-        <w:tc>
-          <w:tcPr>
-            <w:tcW w:type="dxa" w:w="1728"/>
-          </w:tcPr>
-          <w:p>
-            <w:r>
-              <w:t>Carried</w:t>
-            </w:r>
-          </w:p>
-        </w:tc>
-      </w:tr>
-      <w:tr>
-        <w:tc>
-          <w:tcPr>
-            <w:tcW w:type="dxa" w:w="1728"/>
-          </w:tcPr>
-          <w:p>
-            <w:r>
-              <w:t>7</w:t>
-            </w:r>
-          </w:p>
-        </w:tc>
-        <w:tc>
-          <w:tcPr>
-            <w:tcW w:type="dxa" w:w="1728"/>
-          </w:tcPr>
-          <w:p>
-            <w:r>
-              <w:t>Authority to issue shares - Section 75</w:t>
-            </w:r>
-          </w:p>
-        </w:tc>
-        <w:tc>
-          <w:tcPr>
-            <w:tcW w:type="dxa" w:w="1728"/>
-          </w:tcPr>
-          <w:p>
-            <w:r>
-              <w:t>88.42%</w:t>
-            </w:r>
-          </w:p>
-        </w:tc>
-        <w:tc>
-          <w:tcPr>
-            <w:tcW w:type="dxa" w:w="1728"/>
-          </w:tcPr>
-          <w:p>
-            <w:r>
-              <w:t>11.58%</w:t>
-            </w:r>
-          </w:p>
-        </w:tc>
-        <w:tc>
-          <w:tcPr>
-            <w:tcW w:type="dxa" w:w="1728"/>
-          </w:tcPr>
-          <w:p>
-            <w:r>
-              <w:t>Carried</w:t>
-            </w:r>
-          </w:p>
-        </w:tc>
-      </w:tr>
-      <w:tr>
-        <w:tc>
-          <w:tcPr>
-            <w:tcW w:type="dxa" w:w="1728"/>
-          </w:tcPr>
-          <w:p>
-            <w:r>
-              <w:t>8</w:t>
-            </w:r>
-          </w:p>
-        </w:tc>
-        <w:tc>
-          <w:tcPr>
-            <w:tcW w:type="dxa" w:w="1728"/>
-          </w:tcPr>
-          <w:p>
-            <w:r>
-              <w:t>Proposed share buyback</w:t>
-            </w:r>
-          </w:p>
-        </w:tc>
-        <w:tc>
-          <w:tcPr>
-            <w:tcW w:type="dxa" w:w="1728"/>
-          </w:tcPr>
-          <w:p>
-            <w:r>
-              <w:t>92.18%</w:t>
-            </w:r>
-          </w:p>
-        </w:tc>
-        <w:tc>
-          <w:tcPr>
-            <w:tcW w:type="dxa" w:w="1728"/>
-          </w:tcPr>
-          <w:p>
-            <w:r>
-              <w:t>7.82%</w:t>
-            </w:r>
-          </w:p>
-        </w:tc>
-        <w:tc>
-          <w:tcPr>
-            <w:tcW w:type="dxa" w:w="1728"/>
-          </w:tcPr>
-          <w:p>
-            <w:r>
-              <w:t>Carried</w:t>
+              <w:rPr>
+                <w:sz w:val="18"/>
+              </w:rPr>
+              <w:t>Open</w:t>
             </w:r>
           </w:p>
         </w:tc>
@@ -538,52 +1028,64 @@
     </w:tbl>
     <w:p>
       <w:pPr>
-        <w:pStyle w:val="Heading1"/>
+        <w:spacing w:before="240" w:after="80"/>
       </w:pPr>
       <w:r>
-        <w:t>3. Q&amp;A highlights from the floor</w:t>
+        <w:rPr>
+          <w:b/>
+          <w:color w:val="1F2D55"/>
+          <w:sz w:val="26"/>
+        </w:rPr>
+        <w:t>11. Next meeting</w:t>
       </w:r>
     </w:p>
     <w:p>
       <w:pPr>
-        <w:pStyle w:val="ListBullet"/>
+        <w:spacing w:after="80"/>
       </w:pPr>
       <w:r>
-        <w:t>MSWG raised dividend payout ratio - Chairman confirmed 50-60% policy maintained</w:t>
+        <w:rPr>
+          <w:i w:val="0"/>
+          <w:sz w:val="20"/>
+        </w:rPr>
+        <w:t>Next scheduled meeting: 18 June 2026, 14:00 — Zava Tower Boardroom A.</w:t>
       </w:r>
     </w:p>
     <w:p>
       <w:pPr>
-        <w:pStyle w:val="ListBullet"/>
+        <w:spacing w:after="80"/>
       </w:pPr>
       <w:r>
-        <w:t>Minority Shareholder questioned Plantation EBITDA fall - CFO Hadar Caspit provided written follow-up</w:t>
+        <w:rPr>
+          <w:i w:val="0"/>
+          <w:sz w:val="20"/>
+        </w:rPr>
+        <w:t>Minutes prepared and signed.</w:t>
       </w:r>
     </w:p>
     <w:p>
       <w:pPr>
-        <w:pStyle w:val="ListBullet"/>
+        <w:spacing w:after="80"/>
       </w:pPr>
       <w:r>
-        <w:t>Sustainability rating queries addressed by Head of IR Daichi Maruyama</w:t>
+        <w:rPr>
+          <w:i/>
+          <w:sz w:val="20"/>
+        </w:rPr>
+        <w:t>Sasha Ouellet — Group Chief of Staff (acting Secretary)</w:t>
       </w:r>
     </w:p>
     <w:p>
       <w:pPr>
-        <w:pStyle w:val="Heading1"/>
+        <w:jc w:val="center"/>
       </w:pPr>
       <w:r>
-        <w:t>4. Closing remarks and adjournment</w:t>
-      </w:r>
-    </w:p>
-    <w:p>
-      <w:r>
-        <w:t>The Chairman thanked shareholders for their continued support and confirmed the next AGM is targeted for end-April 2027. The meeting was adjourned at 13:42 hours.</w:t>
-      </w:r>
-    </w:p>
-    <w:p>
-      <w:r>
-        <w:t>Certified true minutes - Sasha Ouellet, Group Company Secretary | Approved by the Board on 12 May 2026.</w:t>
+        <w:rPr>
+          <w:i/>
+          <w:color w:val="9CA3AF"/>
+          <w:sz w:val="16"/>
+        </w:rPr>
+        <w:t>— END OF DOCUMENT —</w:t>
       </w:r>
     </w:p>
     <w:sectPr>
@@ -959,10 +1461,6 @@
     <w:name w:val="Normal"/>
     <w:qFormat/>
     <w:rsid w:val="00FC693F"/>
-    <w:rPr>
-      <w:rFonts w:ascii="Aptos" w:hAnsi="Aptos"/>
-      <w:sz w:val="22"/>
-    </w:rPr>
   </w:style>
   <w:style w:type="paragraph" w:styleId="Header">
     <w:name w:val="header"/>
